--- a/Job Hunt 2026/2026-08-11 - Vertex Education - Director of Marketing/Job Description & Company Research - Vertex Education.docx
+++ b/Job Hunt 2026/2026-08-11 - Vertex Education - Director of Marketing/Job Description & Company Research - Vertex Education.docx
@@ -44,7 +44,7 @@
         </w:rPr>
         <w:t xml:space="preserve">APPLY:  </w:t>
       </w:r>
-      <w:hyperlink w:history="1" r:id="rIdvcmbbqfyjlveezdotfitb">
+      <w:hyperlink w:history="1" r:id="rIdgurwaa6nycrnzbirzzs0k">
         <w:r>
           <w:rPr>
             <w:rFonts w:ascii="Calibri" w:cs="Calibri" w:eastAsia="Calibri" w:hAnsi="Calibri"/>
@@ -1660,7 +1660,7 @@
         </w:rPr>
         <w:t xml:space="preserve"> </w:t>
       </w:r>
-      <w:hyperlink w:history="1" r:id="rIdzk6m2n8erfm8xhs9poyhw">
+      <w:hyperlink w:history="1" r:id="rIdubf1avbgq52cvse0uxt1t">
         <w:r>
           <w:rPr>
             <w:rFonts w:ascii="Calibri" w:cs="Calibri" w:eastAsia="Calibri" w:hAnsi="Calibri"/>
@@ -1722,7 +1722,7 @@
         </w:rPr>
         <w:t xml:space="preserve"> </w:t>
       </w:r>
-      <w:hyperlink w:history="1" r:id="rIdfk-y2tjrcalemcscdolvp">
+      <w:hyperlink w:history="1" r:id="rIdnrt5u-bqqvskrg4aowwfs">
         <w:r>
           <w:rPr>
             <w:rFonts w:ascii="Calibri" w:cs="Calibri" w:eastAsia="Calibri" w:hAnsi="Calibri"/>
@@ -1753,17 +1753,29 @@
     </w:p>
     <w:p>
       <w:pPr>
-        <w:spacing w:after="100" w:line="264"/>
-      </w:pPr>
-      <w:r>
-        <w:rPr>
-          <w:rFonts w:ascii="Calibri" w:cs="Calibri" w:eastAsia="Calibri" w:hAnsi="Calibri"/>
-          <w:color w:val="1A1A1A"/>
-          <w:sz w:val="21"/>
-          <w:szCs w:val="21"/>
-        </w:rPr>
-        <w:t xml:space="preserve">Two searches, including site:reddit.com, found no Reddit threads about Vertex Education. Results only showed directory pages and unrelated companies with similar names (Vertex School, Vertex Learning Solutions).</w:t>
-      </w:r>
+        <w:spacing w:after="100"/>
+      </w:pPr>
+      <w:r>
+        <w:rPr>
+          <w:rFonts w:ascii="Calibri" w:cs="Calibri" w:eastAsia="Calibri" w:hAnsi="Calibri"/>
+          <w:color w:val="1A1A1A"/>
+          <w:sz w:val="21"/>
+          <w:szCs w:val="21"/>
+        </w:rPr>
+        <w:t xml:space="preserve">Reddit could not be searched for this sheet: Reddit blocks the automated search Claude uses. Open the link to read what people say there. </w:t>
+      </w:r>
+      <w:hyperlink w:history="1" r:id="rIdjxgdfhw7mccja5wwphy9a">
+        <w:r>
+          <w:rPr>
+            <w:rFonts w:ascii="Calibri" w:cs="Calibri" w:eastAsia="Calibri" w:hAnsi="Calibri"/>
+            <w:color w:val="1A4D8F"/>
+            <w:sz w:val="21"/>
+            <w:szCs w:val="21"/>
+            <w:u w:val="single"/>
+          </w:rPr>
+          <w:t xml:space="preserve">Search Reddit for Vertex Education</w:t>
+        </w:r>
+      </w:hyperlink>
     </w:p>
     <w:p>
       <w:pPr>
@@ -1827,7 +1839,7 @@
         </w:rPr>
         <w:t xml:space="preserve"> </w:t>
       </w:r>
-      <w:hyperlink w:history="1" r:id="rIdk088qjjfn9xnlcgbdxkld">
+      <w:hyperlink w:history="1" r:id="rIdkwa0ap57sud4wowvc4hsb">
         <w:r>
           <w:rPr>
             <w:rFonts w:ascii="Calibri" w:cs="Calibri" w:eastAsia="Calibri" w:hAnsi="Calibri"/>
@@ -1847,7 +1859,7 @@
         </w:rPr>
         <w:t xml:space="preserve"> </w:t>
       </w:r>
-      <w:hyperlink w:history="1" r:id="rIdrwcl9od-rljc2r9hlo7hr">
+      <w:hyperlink w:history="1" r:id="rId2trar50qclgkj-lbfpxos">
         <w:r>
           <w:rPr>
             <w:rFonts w:ascii="Calibri" w:cs="Calibri" w:eastAsia="Calibri" w:hAnsi="Calibri"/>
@@ -1867,7 +1879,7 @@
         </w:rPr>
         <w:t xml:space="preserve"> </w:t>
       </w:r>
-      <w:hyperlink w:history="1" r:id="rIducgaguv3cax-wz6jwj3x3">
+      <w:hyperlink w:history="1" r:id="rId0lej57kmkoxyfmtqftdhc">
         <w:r>
           <w:rPr>
             <w:rFonts w:ascii="Calibri" w:cs="Calibri" w:eastAsia="Calibri" w:hAnsi="Calibri"/>
@@ -1906,7 +1918,7 @@
         </w:rPr>
         <w:t xml:space="preserve"> </w:t>
       </w:r>
-      <w:hyperlink w:history="1" r:id="rIdgpwkolqottrscezmvky3u">
+      <w:hyperlink w:history="1" r:id="rIdf2lzegb72pxdhsyzuhqrb">
         <w:r>
           <w:rPr>
             <w:rFonts w:ascii="Calibri" w:cs="Calibri" w:eastAsia="Calibri" w:hAnsi="Calibri"/>
@@ -1926,7 +1938,7 @@
         </w:rPr>
         <w:t xml:space="preserve"> </w:t>
       </w:r>
-      <w:hyperlink w:history="1" r:id="rId94tdioydj2oovmat-_u3c">
+      <w:hyperlink w:history="1" r:id="rIdlng-vzwnqxuejlac173hj">
         <w:r>
           <w:rPr>
             <w:rFonts w:ascii="Calibri" w:cs="Calibri" w:eastAsia="Calibri" w:hAnsi="Calibri"/>
@@ -1965,7 +1977,7 @@
         </w:rPr>
         <w:t xml:space="preserve"> </w:t>
       </w:r>
-      <w:hyperlink w:history="1" r:id="rIdwiwhiciw1p-jccraoe8jc">
+      <w:hyperlink w:history="1" r:id="rIdcl15jmnrg_vwjxghyoeyw">
         <w:r>
           <w:rPr>
             <w:rFonts w:ascii="Calibri" w:cs="Calibri" w:eastAsia="Calibri" w:hAnsi="Calibri"/>
@@ -1985,7 +1997,7 @@
         </w:rPr>
         <w:t xml:space="preserve"> </w:t>
       </w:r>
-      <w:hyperlink w:history="1" r:id="rIdvabajx_twgdrdidp_e0dw">
+      <w:hyperlink w:history="1" r:id="rId9iydto8_ujagaqmpf9vcy">
         <w:r>
           <w:rPr>
             <w:rFonts w:ascii="Calibri" w:cs="Calibri" w:eastAsia="Calibri" w:hAnsi="Calibri"/>
@@ -2024,7 +2036,7 @@
         </w:rPr>
         <w:t xml:space="preserve"> </w:t>
       </w:r>
-      <w:hyperlink w:history="1" r:id="rIdfxqew6zwgrom7erwtf8bs">
+      <w:hyperlink w:history="1" r:id="rId8zhfnupefagyxfzmzcl2w">
         <w:r>
           <w:rPr>
             <w:rFonts w:ascii="Calibri" w:cs="Calibri" w:eastAsia="Calibri" w:hAnsi="Calibri"/>
@@ -2063,7 +2075,7 @@
         </w:rPr>
         <w:t xml:space="preserve"> </w:t>
       </w:r>
-      <w:hyperlink w:history="1" r:id="rIddedjzpuz4zunpjuk-2p21">
+      <w:hyperlink w:history="1" r:id="rId-zfc7g_wz-d3stlwkszou">
         <w:r>
           <w:rPr>
             <w:rFonts w:ascii="Calibri" w:cs="Calibri" w:eastAsia="Calibri" w:hAnsi="Calibri"/>
@@ -2083,7 +2095,7 @@
         </w:rPr>
         <w:t xml:space="preserve"> </w:t>
       </w:r>
-      <w:hyperlink w:history="1" r:id="rId74appbo_65jioikyxk9ot">
+      <w:hyperlink w:history="1" r:id="rIdgeodxc37xhmoyuv2uiqsn">
         <w:r>
           <w:rPr>
             <w:rFonts w:ascii="Calibri" w:cs="Calibri" w:eastAsia="Calibri" w:hAnsi="Calibri"/>
@@ -2122,7 +2134,7 @@
         </w:rPr>
         <w:t xml:space="preserve"> </w:t>
       </w:r>
-      <w:hyperlink w:history="1" r:id="rId_s2ismbasjpzmenazk8lf">
+      <w:hyperlink w:history="1" r:id="rIdxax1ppnij9s-sqyt36y5a">
         <w:r>
           <w:rPr>
             <w:rFonts w:ascii="Calibri" w:cs="Calibri" w:eastAsia="Calibri" w:hAnsi="Calibri"/>
@@ -2142,7 +2154,7 @@
         </w:rPr>
         <w:t xml:space="preserve"> </w:t>
       </w:r>
-      <w:hyperlink w:history="1" r:id="rIdjiiy1xshoufm9yjh8icmy">
+      <w:hyperlink w:history="1" r:id="rId9_lzcdacb2ypcpnt_-xes">
         <w:r>
           <w:rPr>
             <w:rFonts w:ascii="Calibri" w:cs="Calibri" w:eastAsia="Calibri" w:hAnsi="Calibri"/>
@@ -2197,7 +2209,7 @@
         </w:rPr>
         <w:t xml:space="preserve"> </w:t>
       </w:r>
-      <w:hyperlink w:history="1" r:id="rIdnclcjxaevxp0arml_hp2_">
+      <w:hyperlink w:history="1" r:id="rIdufn5jr72bfs0kl0yp_7fk">
         <w:r>
           <w:rPr>
             <w:rFonts w:ascii="Calibri" w:cs="Calibri" w:eastAsia="Calibri" w:hAnsi="Calibri"/>
@@ -2217,7 +2229,7 @@
         </w:rPr>
         <w:t xml:space="preserve"> </w:t>
       </w:r>
-      <w:hyperlink w:history="1" r:id="rIdclwqmotxx2oik1fow1nmn">
+      <w:hyperlink w:history="1" r:id="rIdrdymxx_jfbsfd3jq-awmo">
         <w:r>
           <w:rPr>
             <w:rFonts w:ascii="Calibri" w:cs="Calibri" w:eastAsia="Calibri" w:hAnsi="Calibri"/>
@@ -2256,7 +2268,7 @@
         </w:rPr>
         <w:t xml:space="preserve"> </w:t>
       </w:r>
-      <w:hyperlink w:history="1" r:id="rId7vxb30bfhtcy0m3riftxt">
+      <w:hyperlink w:history="1" r:id="rIdjo4bgnalzogelotszyqfi">
         <w:r>
           <w:rPr>
             <w:rFonts w:ascii="Calibri" w:cs="Calibri" w:eastAsia="Calibri" w:hAnsi="Calibri"/>
@@ -2276,7 +2288,7 @@
         </w:rPr>
         <w:t xml:space="preserve"> </w:t>
       </w:r>
-      <w:hyperlink w:history="1" r:id="rIdbmzll5omplvflgmikl7nn">
+      <w:hyperlink w:history="1" r:id="rId1gitvx4elkoxe0fwkpwb7">
         <w:r>
           <w:rPr>
             <w:rFonts w:ascii="Calibri" w:cs="Calibri" w:eastAsia="Calibri" w:hAnsi="Calibri"/>
@@ -2315,7 +2327,7 @@
         </w:rPr>
         <w:t xml:space="preserve"> </w:t>
       </w:r>
-      <w:hyperlink w:history="1" r:id="rIddj5jke_kdgjcj7mmqgos_">
+      <w:hyperlink w:history="1" r:id="rId7rof6h530ej0zr9zi0as1">
         <w:r>
           <w:rPr>
             <w:rFonts w:ascii="Calibri" w:cs="Calibri" w:eastAsia="Calibri" w:hAnsi="Calibri"/>
@@ -2335,7 +2347,7 @@
         </w:rPr>
         <w:t xml:space="preserve"> </w:t>
       </w:r>
-      <w:hyperlink w:history="1" r:id="rIdpdabjb-xad32ikyv1qcwm">
+      <w:hyperlink w:history="1" r:id="rIdn4qzitneyxnpx3ce0zsn9">
         <w:r>
           <w:rPr>
             <w:rFonts w:ascii="Calibri" w:cs="Calibri" w:eastAsia="Calibri" w:hAnsi="Calibri"/>
@@ -2374,7 +2386,7 @@
         </w:rPr>
         <w:t xml:space="preserve"> </w:t>
       </w:r>
-      <w:hyperlink w:history="1" r:id="rIdcw7rpe4xvvlnx9sl7hxa2">
+      <w:hyperlink w:history="1" r:id="rIdw5nseaswaj48rdbggh80g">
         <w:r>
           <w:rPr>
             <w:rFonts w:ascii="Calibri" w:cs="Calibri" w:eastAsia="Calibri" w:hAnsi="Calibri"/>
@@ -2413,7 +2425,7 @@
         </w:rPr>
         <w:t xml:space="preserve"> </w:t>
       </w:r>
-      <w:hyperlink w:history="1" r:id="rIdbwzexbz-st-urifx_tawd">
+      <w:hyperlink w:history="1" r:id="rIdq3nqv7g1nex5m2gkoqebe">
         <w:r>
           <w:rPr>
             <w:rFonts w:ascii="Calibri" w:cs="Calibri" w:eastAsia="Calibri" w:hAnsi="Calibri"/>
@@ -2433,7 +2445,7 @@
         </w:rPr>
         <w:t xml:space="preserve"> </w:t>
       </w:r>
-      <w:hyperlink w:history="1" r:id="rIdujmopado-gx_swxcpwtjb">
+      <w:hyperlink w:history="1" r:id="rId1n_bf0gsox8vcjxwbbsks">
         <w:r>
           <w:rPr>
             <w:rFonts w:ascii="Calibri" w:cs="Calibri" w:eastAsia="Calibri" w:hAnsi="Calibri"/>
@@ -2472,7 +2484,7 @@
         </w:rPr>
         <w:t xml:space="preserve"> </w:t>
       </w:r>
-      <w:hyperlink w:history="1" r:id="rIdfmj2tsey9lu87ac0q4qcy">
+      <w:hyperlink w:history="1" r:id="rIdnksk_d_blqg4f6lx1odtj">
         <w:r>
           <w:rPr>
             <w:rFonts w:ascii="Calibri" w:cs="Calibri" w:eastAsia="Calibri" w:hAnsi="Calibri"/>
@@ -2634,7 +2646,7 @@
         </w:numPr>
         <w:spacing w:after="50" w:line="259"/>
       </w:pPr>
-      <w:hyperlink w:history="1" r:id="rIdmxcswzcasw06uodqo6lmr">
+      <w:hyperlink w:history="1" r:id="rIdpt1oqk4ly0dh1cnozcebz">
         <w:r>
           <w:rPr>
             <w:rFonts w:ascii="Calibri" w:cs="Calibri" w:eastAsia="Calibri" w:hAnsi="Calibri"/>
@@ -2665,7 +2677,7 @@
         </w:numPr>
         <w:spacing w:after="50" w:line="259"/>
       </w:pPr>
-      <w:hyperlink w:history="1" r:id="rIdtgsebq-p30yx_dx0ihrtu">
+      <w:hyperlink w:history="1" r:id="rIdvumwatvqz3wmdbxzjbrki">
         <w:r>
           <w:rPr>
             <w:rFonts w:ascii="Calibri" w:cs="Calibri" w:eastAsia="Calibri" w:hAnsi="Calibri"/>
@@ -2696,7 +2708,7 @@
         </w:numPr>
         <w:spacing w:after="50" w:line="259"/>
       </w:pPr>
-      <w:hyperlink w:history="1" r:id="rId9n9b6hz-bqxfzjuxfrhkn">
+      <w:hyperlink w:history="1" r:id="rIdu6p-jfc7mj74yi0moyd6x">
         <w:r>
           <w:rPr>
             <w:rFonts w:ascii="Calibri" w:cs="Calibri" w:eastAsia="Calibri" w:hAnsi="Calibri"/>
@@ -2727,7 +2739,7 @@
         </w:numPr>
         <w:spacing w:after="50" w:line="259"/>
       </w:pPr>
-      <w:hyperlink w:history="1" r:id="rIduwgx7ifdvto9jbk1nc6b5">
+      <w:hyperlink w:history="1" r:id="rIdufjwz8gwrkdt1dcypadnp">
         <w:r>
           <w:rPr>
             <w:rFonts w:ascii="Calibri" w:cs="Calibri" w:eastAsia="Calibri" w:hAnsi="Calibri"/>
@@ -2758,7 +2770,7 @@
         </w:numPr>
         <w:spacing w:after="50" w:line="259"/>
       </w:pPr>
-      <w:hyperlink w:history="1" r:id="rIdzsokxe7wk5nr99inhwtpa">
+      <w:hyperlink w:history="1" r:id="rId8rahdqudlexjcnxn4fgr4">
         <w:r>
           <w:rPr>
             <w:rFonts w:ascii="Calibri" w:cs="Calibri" w:eastAsia="Calibri" w:hAnsi="Calibri"/>
@@ -2789,7 +2801,7 @@
         </w:numPr>
         <w:spacing w:after="50" w:line="259"/>
       </w:pPr>
-      <w:hyperlink w:history="1" r:id="rIddvxshrw1pg_2aqrzeudes">
+      <w:hyperlink w:history="1" r:id="rIdmpkyxpqumskrruvveu3f4">
         <w:r>
           <w:rPr>
             <w:rFonts w:ascii="Calibri" w:cs="Calibri" w:eastAsia="Calibri" w:hAnsi="Calibri"/>
@@ -2820,7 +2832,7 @@
         </w:numPr>
         <w:spacing w:after="50" w:line="259"/>
       </w:pPr>
-      <w:hyperlink w:history="1" r:id="rId7dtm4i5ge9cmcxfetejnm">
+      <w:hyperlink w:history="1" r:id="rIdaj2ntl646lwv3qvybybnw">
         <w:r>
           <w:rPr>
             <w:rFonts w:ascii="Calibri" w:cs="Calibri" w:eastAsia="Calibri" w:hAnsi="Calibri"/>
@@ -2851,7 +2863,7 @@
         </w:numPr>
         <w:spacing w:after="50" w:line="259"/>
       </w:pPr>
-      <w:hyperlink w:history="1" r:id="rIdpadrksorlcn_amluq7zig">
+      <w:hyperlink w:history="1" r:id="rIdk13thrccjixps0fnmgncx">
         <w:r>
           <w:rPr>
             <w:rFonts w:ascii="Calibri" w:cs="Calibri" w:eastAsia="Calibri" w:hAnsi="Calibri"/>
@@ -2882,7 +2894,7 @@
         </w:numPr>
         <w:spacing w:after="50" w:line="259"/>
       </w:pPr>
-      <w:hyperlink w:history="1" r:id="rIdsavs93gt2kbvt7f-2hrwl">
+      <w:hyperlink w:history="1" r:id="rIdjmsdjvtidlstscbg7vvb6">
         <w:r>
           <w:rPr>
             <w:rFonts w:ascii="Calibri" w:cs="Calibri" w:eastAsia="Calibri" w:hAnsi="Calibri"/>
@@ -2913,7 +2925,7 @@
         </w:numPr>
         <w:spacing w:after="50" w:line="259"/>
       </w:pPr>
-      <w:hyperlink w:history="1" r:id="rIda6jnl3ckris1scu3h6vd2">
+      <w:hyperlink w:history="1" r:id="rIdm1mtxb-t5ahudlayavkoo">
         <w:r>
           <w:rPr>
             <w:rFonts w:ascii="Calibri" w:cs="Calibri" w:eastAsia="Calibri" w:hAnsi="Calibri"/>
@@ -2944,7 +2956,7 @@
         </w:numPr>
         <w:spacing w:after="50" w:line="259"/>
       </w:pPr>
-      <w:hyperlink w:history="1" r:id="rIdztceebs3ukzttpa6ocu82">
+      <w:hyperlink w:history="1" r:id="rIdluesoqfjxmhhxt8qoovbv">
         <w:r>
           <w:rPr>
             <w:rFonts w:ascii="Calibri" w:cs="Calibri" w:eastAsia="Calibri" w:hAnsi="Calibri"/>
@@ -2975,7 +2987,7 @@
         </w:numPr>
         <w:spacing w:after="50" w:line="259"/>
       </w:pPr>
-      <w:hyperlink w:history="1" r:id="rIdnp413vi3tiz6693nx6kl0">
+      <w:hyperlink w:history="1" r:id="rIdoucbr_jcmraiktqgofpoh">
         <w:r>
           <w:rPr>
             <w:rFonts w:ascii="Calibri" w:cs="Calibri" w:eastAsia="Calibri" w:hAnsi="Calibri"/>
@@ -3006,7 +3018,7 @@
         </w:numPr>
         <w:spacing w:after="50" w:line="259"/>
       </w:pPr>
-      <w:hyperlink w:history="1" r:id="rIdlnn-2bpaq53qcpk3zsj-n">
+      <w:hyperlink w:history="1" r:id="rIdkvcc49qodkpfswtpkbuly">
         <w:r>
           <w:rPr>
             <w:rFonts w:ascii="Calibri" w:cs="Calibri" w:eastAsia="Calibri" w:hAnsi="Calibri"/>
@@ -3037,7 +3049,7 @@
         </w:numPr>
         <w:spacing w:after="50" w:line="259"/>
       </w:pPr>
-      <w:hyperlink w:history="1" r:id="rIdhrsj1dzjr1ncurcrnbmb1">
+      <w:hyperlink w:history="1" r:id="rIdvqzhd6llw4qcknqefknop">
         <w:r>
           <w:rPr>
             <w:rFonts w:ascii="Calibri" w:cs="Calibri" w:eastAsia="Calibri" w:hAnsi="Calibri"/>
